--- a/00_WZÓR.docx
+++ b/00_WZÓR.docx
@@ -1,6 +1,6 @@
 
 <file path=word/document.xml><?xml version="1.0" encoding="utf-8"?>
-<w:document xmlns:wpc="http://schemas.microsoft.com/office/word/2010/wordprocessingCanvas" xmlns:cx="http://schemas.microsoft.com/office/drawing/2014/chartex" xmlns:cx1="http://schemas.microsoft.com/office/drawing/2015/9/8/chartex" xmlns:cx2="http://schemas.microsoft.com/office/drawing/2015/10/21/chartex" xmlns:cx3="http://schemas.microsoft.com/office/drawing/2016/5/9/chartex" xmlns:cx4="http://schemas.microsoft.com/office/drawing/2016/5/10/chartex" xmlns:cx5="http://schemas.microsoft.com/office/drawing/2016/5/11/chartex" xmlns:cx6="http://schemas.microsoft.com/office/drawing/2016/5/12/chartex" xmlns:cx7="http://schemas.microsoft.com/office/drawing/2016/5/13/chartex" xmlns:cx8="http://schemas.microsoft.com/office/drawing/2016/5/14/chartex" xmlns:mc="http://schemas.openxmlformats.org/markup-compatibility/2006" xmlns:aink="http://schemas.microsoft.com/office/drawing/2016/ink" xmlns:am3d="http://schemas.microsoft.com/office/drawing/2017/model3d" xmlns:o="urn:schemas-microsoft-com:office:office" xmlns:oel="http://schemas.microsoft.com/office/2019/extlst" xmlns:r="http://schemas.openxmlformats.org/officeDocument/2006/relationships" xmlns:m="http://schemas.openxmlformats.org/officeDocument/2006/math" xmlns:v="urn:schemas-microsoft-com:vml" xmlns:wp14="http://schemas.microsoft.com/office/word/2010/wordprocessingDrawing" xmlns:wp="http://schemas.openxmlformats.org/drawingml/2006/wordprocessingDrawing" xmlns:w10="urn:schemas-microsoft-com:office:word" xmlns:w="http://schemas.openxmlformats.org/wordprocessingml/2006/main" xmlns:w14="http://schemas.microsoft.com/office/word/2010/wordml" xmlns:w15="http://schemas.microsoft.com/office/word/2012/wordml" xmlns:w16cex="http://schemas.microsoft.com/office/word/2018/wordml/cex" xmlns:w16cid="http://schemas.microsoft.com/office/word/2016/wordml/cid" xmlns:w16="http://schemas.microsoft.com/office/word/2018/wordml" xmlns:w16du="http://schemas.microsoft.com/office/word/2023/wordml/word16du" xmlns:w16sdtdh="http://schemas.microsoft.com/office/word/2020/wordml/sdtdatahash" xmlns:w16sdtfl="http://schemas.microsoft.com/office/word/2024/wordml/sdtformatlock" xmlns:w16se="http://schemas.microsoft.com/office/word/2015/wordml/symex" xmlns:wpg="http://schemas.microsoft.com/office/word/2010/wordprocessingGroup" xmlns:wpi="http://schemas.microsoft.com/office/word/2010/wordprocessingInk" xmlns:wne="http://schemas.microsoft.com/office/word/2006/wordml" xmlns:wps="http://schemas.microsoft.com/office/word/2010/wordprocessingShape" mc:Ignorable="w14 w15 w16se w16cid w16 w16cex w16sdtdh w16sdtfl w16du wp14">
+<w:document xmlns:wpc="http://schemas.microsoft.com/office/word/2010/wordprocessingCanvas" xmlns:cx="http://schemas.microsoft.com/office/drawing/2014/chartex" xmlns:cx1="http://schemas.microsoft.com/office/drawing/2015/9/8/chartex" xmlns:cx2="http://schemas.microsoft.com/office/drawing/2015/10/21/chartex" xmlns:cx3="http://schemas.microsoft.com/office/drawing/2016/5/9/chartex" xmlns:cx4="http://schemas.microsoft.com/office/drawing/2016/5/10/chartex" xmlns:cx5="http://schemas.microsoft.com/office/drawing/2016/5/11/chartex" xmlns:cx6="http://schemas.microsoft.com/office/drawing/2016/5/12/chartex" xmlns:cx7="http://schemas.microsoft.com/office/drawing/2016/5/13/chartex" xmlns:cx8="http://schemas.microsoft.com/office/drawing/2016/5/14/chartex" xmlns:mc="http://schemas.openxmlformats.org/markup-compatibility/2006" xmlns:m="http://schemas.openxmlformats.org/officeDocument/2006/math" xmlns:aink="http://schemas.microsoft.com/office/drawing/2016/ink" xmlns:am3d="http://schemas.microsoft.com/office/drawing/2017/model3d" xmlns:oel="http://schemas.microsoft.com/office/2019/extlst" xmlns:r="http://schemas.openxmlformats.org/officeDocument/2006/relationships" xmlns:wp14="http://schemas.microsoft.com/office/word/2010/wordprocessingDrawing" xmlns:wp="http://schemas.openxmlformats.org/drawingml/2006/wordprocessingDrawing" xmlns:wpg="http://schemas.microsoft.com/office/word/2010/wordprocessingGroup" xmlns:wpi="http://schemas.microsoft.com/office/word/2010/wordprocessingInk" xmlns:wps="http://schemas.microsoft.com/office/word/2010/wordprocessingShape" xmlns:o="urn:schemas-microsoft-com:office:office" xmlns:v="urn:schemas-microsoft-com:vml" xmlns:w10="urn:schemas-microsoft-com:office:word" xmlns:w="http://schemas.openxmlformats.org/wordprocessingml/2006/main" xmlns:w14="http://schemas.microsoft.com/office/word/2010/wordml" xmlns:w15="http://schemas.microsoft.com/office/word/2012/wordml" xmlns:w16cex="http://schemas.microsoft.com/office/word/2018/wordml/cex" xmlns:w16cid="http://schemas.microsoft.com/office/word/2016/wordml/cid" xmlns:w16="http://schemas.microsoft.com/office/word/2018/wordml" xmlns:w16sdtdh="http://schemas.microsoft.com/office/word/2020/wordml/sdtdatahash" xmlns:w16sdtfl="http://schemas.microsoft.com/office/word/2024/wordml/sdtformatlock" xmlns:w16se="http://schemas.microsoft.com/office/word/2015/wordml/symex" xmlns:w16du="http://schemas.microsoft.com/office/word/2023/wordml/word16du" xmlns:wne="http://schemas.microsoft.com/office/word/2006/wordml" mc:Ignorable="w14 w15 w16se w16cid w16 w16cex w16sdtdh w16sdtfl w16du wp14">
   <w:body>
     <w:p>
       <w:pPr>
@@ -937,7 +937,6 @@
           <w:tcPr>
             <w:tcW w:w="3294" w:type="pct"/>
             <w:gridSpan w:val="2"/>
-            <w:vMerge w:val="restart"/>
             <w:vAlign w:val="center"/>
           </w:tcPr>
           <w:p>
@@ -1016,7 +1015,6 @@
           <w:tcPr>
             <w:tcW w:w="3294" w:type="pct"/>
             <w:gridSpan w:val="2"/>
-            <w:vMerge/>
             <w:vAlign w:val="center"/>
           </w:tcPr>
           <w:p>
@@ -1031,6 +1029,17 @@
                 <w:lang w:val="en-GB" w:eastAsia="ar-SA"/>
               </w:rPr>
             </w:pPr>
+            <w:r>
+              <w:rPr>
+                <w:rFonts w:eastAsia="SimSun" w:cs="Arial"/>
+                <w:kern w:val="1"/>
+                <w:sz w:val="18"/>
+                <w:szCs w:val="18"/>
+                <w:highlight w:val="yellow"/>
+                <w:lang w:val="en-GB" w:eastAsia="ar-SA"/>
+              </w:rPr>
+              <w:t>Not classified as a CMR</w:t>
+            </w:r>
           </w:p>
         </w:tc>
       </w:tr>
@@ -1083,7 +1092,6 @@
           <w:tcPr>
             <w:tcW w:w="3294" w:type="pct"/>
             <w:gridSpan w:val="2"/>
-            <w:vMerge/>
             <w:vAlign w:val="center"/>
           </w:tcPr>
           <w:p>
@@ -1099,6 +1107,17 @@
                 <w:lang w:val="en-GB" w:eastAsia="ar-SA"/>
               </w:rPr>
             </w:pPr>
+            <w:r>
+              <w:rPr>
+                <w:rFonts w:eastAsia="SimSun" w:cs="Arial"/>
+                <w:kern w:val="1"/>
+                <w:sz w:val="18"/>
+                <w:szCs w:val="18"/>
+                <w:highlight w:val="yellow"/>
+                <w:lang w:val="en-GB" w:eastAsia="ar-SA"/>
+              </w:rPr>
+              <w:t>Not classified as a CMR</w:t>
+            </w:r>
           </w:p>
         </w:tc>
       </w:tr>
@@ -1448,7 +1467,7 @@
 </file>
 
 <file path=word/endnotes.xml><?xml version="1.0" encoding="utf-8"?>
-<w:endnotes xmlns:wpc="http://schemas.microsoft.com/office/word/2010/wordprocessingCanvas" xmlns:cx="http://schemas.microsoft.com/office/drawing/2014/chartex" xmlns:cx1="http://schemas.microsoft.com/office/drawing/2015/9/8/chartex" xmlns:cx2="http://schemas.microsoft.com/office/drawing/2015/10/21/chartex" xmlns:cx3="http://schemas.microsoft.com/office/drawing/2016/5/9/chartex" xmlns:cx4="http://schemas.microsoft.com/office/drawing/2016/5/10/chartex" xmlns:cx5="http://schemas.microsoft.com/office/drawing/2016/5/11/chartex" xmlns:cx6="http://schemas.microsoft.com/office/drawing/2016/5/12/chartex" xmlns:cx7="http://schemas.microsoft.com/office/drawing/2016/5/13/chartex" xmlns:cx8="http://schemas.microsoft.com/office/drawing/2016/5/14/chartex" xmlns:mc="http://schemas.openxmlformats.org/markup-compatibility/2006" xmlns:aink="http://schemas.microsoft.com/office/drawing/2016/ink" xmlns:am3d="http://schemas.microsoft.com/office/drawing/2017/model3d" xmlns:o="urn:schemas-microsoft-com:office:office" xmlns:oel="http://schemas.microsoft.com/office/2019/extlst" xmlns:r="http://schemas.openxmlformats.org/officeDocument/2006/relationships" xmlns:m="http://schemas.openxmlformats.org/officeDocument/2006/math" xmlns:v="urn:schemas-microsoft-com:vml" xmlns:wp14="http://schemas.microsoft.com/office/word/2010/wordprocessingDrawing" xmlns:wp="http://schemas.openxmlformats.org/drawingml/2006/wordprocessingDrawing" xmlns:w10="urn:schemas-microsoft-com:office:word" xmlns:w="http://schemas.openxmlformats.org/wordprocessingml/2006/main" xmlns:w14="http://schemas.microsoft.com/office/word/2010/wordml" xmlns:w15="http://schemas.microsoft.com/office/word/2012/wordml" xmlns:w16cex="http://schemas.microsoft.com/office/word/2018/wordml/cex" xmlns:w16cid="http://schemas.microsoft.com/office/word/2016/wordml/cid" xmlns:w16="http://schemas.microsoft.com/office/word/2018/wordml" xmlns:w16du="http://schemas.microsoft.com/office/word/2023/wordml/word16du" xmlns:w16sdtdh="http://schemas.microsoft.com/office/word/2020/wordml/sdtdatahash" xmlns:w16sdtfl="http://schemas.microsoft.com/office/word/2024/wordml/sdtformatlock" xmlns:w16se="http://schemas.microsoft.com/office/word/2015/wordml/symex" xmlns:wpg="http://schemas.microsoft.com/office/word/2010/wordprocessingGroup" xmlns:wpi="http://schemas.microsoft.com/office/word/2010/wordprocessingInk" xmlns:wne="http://schemas.microsoft.com/office/word/2006/wordml" xmlns:wps="http://schemas.microsoft.com/office/word/2010/wordprocessingShape" mc:Ignorable="w14 w15 w16se w16cid w16 w16cex w16sdtdh w16sdtfl w16du wp14">
+<w:endnotes xmlns:wpc="http://schemas.microsoft.com/office/word/2010/wordprocessingCanvas" xmlns:cx="http://schemas.microsoft.com/office/drawing/2014/chartex" xmlns:cx1="http://schemas.microsoft.com/office/drawing/2015/9/8/chartex" xmlns:cx2="http://schemas.microsoft.com/office/drawing/2015/10/21/chartex" xmlns:cx3="http://schemas.microsoft.com/office/drawing/2016/5/9/chartex" xmlns:cx4="http://schemas.microsoft.com/office/drawing/2016/5/10/chartex" xmlns:cx5="http://schemas.microsoft.com/office/drawing/2016/5/11/chartex" xmlns:cx6="http://schemas.microsoft.com/office/drawing/2016/5/12/chartex" xmlns:cx7="http://schemas.microsoft.com/office/drawing/2016/5/13/chartex" xmlns:cx8="http://schemas.microsoft.com/office/drawing/2016/5/14/chartex" xmlns:mc="http://schemas.openxmlformats.org/markup-compatibility/2006" xmlns:m="http://schemas.openxmlformats.org/officeDocument/2006/math" xmlns:aink="http://schemas.microsoft.com/office/drawing/2016/ink" xmlns:am3d="http://schemas.microsoft.com/office/drawing/2017/model3d" xmlns:oel="http://schemas.microsoft.com/office/2019/extlst" xmlns:r="http://schemas.openxmlformats.org/officeDocument/2006/relationships" xmlns:wp14="http://schemas.microsoft.com/office/word/2010/wordprocessingDrawing" xmlns:wp="http://schemas.openxmlformats.org/drawingml/2006/wordprocessingDrawing" xmlns:wpg="http://schemas.microsoft.com/office/word/2010/wordprocessingGroup" xmlns:wpi="http://schemas.microsoft.com/office/word/2010/wordprocessingInk" xmlns:wps="http://schemas.microsoft.com/office/word/2010/wordprocessingShape" xmlns:o="urn:schemas-microsoft-com:office:office" xmlns:v="urn:schemas-microsoft-com:vml" xmlns:w10="urn:schemas-microsoft-com:office:word" xmlns:w="http://schemas.openxmlformats.org/wordprocessingml/2006/main" xmlns:w14="http://schemas.microsoft.com/office/word/2010/wordml" xmlns:w15="http://schemas.microsoft.com/office/word/2012/wordml" xmlns:w16cex="http://schemas.microsoft.com/office/word/2018/wordml/cex" xmlns:w16cid="http://schemas.microsoft.com/office/word/2016/wordml/cid" xmlns:w16="http://schemas.microsoft.com/office/word/2018/wordml" xmlns:w16sdtdh="http://schemas.microsoft.com/office/word/2020/wordml/sdtdatahash" xmlns:w16sdtfl="http://schemas.microsoft.com/office/word/2024/wordml/sdtformatlock" xmlns:w16se="http://schemas.microsoft.com/office/word/2015/wordml/symex" xmlns:w16du="http://schemas.microsoft.com/office/word/2023/wordml/word16du" xmlns:wne="http://schemas.microsoft.com/office/word/2006/wordml" mc:Ignorable="w14 w15 w16se w16cid w16 w16cex w16sdtdh w16sdtfl w16du wp14">
   <w:endnote w:type="separator" w:id="-1">
     <w:p>
       <w:r>
@@ -1467,7 +1486,7 @@
 </file>
 
 <file path=word/footer1.xml><?xml version="1.0" encoding="utf-8"?>
-<w:ftr xmlns:wpc="http://schemas.microsoft.com/office/word/2010/wordprocessingCanvas" xmlns:cx="http://schemas.microsoft.com/office/drawing/2014/chartex" xmlns:cx1="http://schemas.microsoft.com/office/drawing/2015/9/8/chartex" xmlns:cx2="http://schemas.microsoft.com/office/drawing/2015/10/21/chartex" xmlns:cx3="http://schemas.microsoft.com/office/drawing/2016/5/9/chartex" xmlns:cx4="http://schemas.microsoft.com/office/drawing/2016/5/10/chartex" xmlns:cx5="http://schemas.microsoft.com/office/drawing/2016/5/11/chartex" xmlns:cx6="http://schemas.microsoft.com/office/drawing/2016/5/12/chartex" xmlns:cx7="http://schemas.microsoft.com/office/drawing/2016/5/13/chartex" xmlns:cx8="http://schemas.microsoft.com/office/drawing/2016/5/14/chartex" xmlns:mc="http://schemas.openxmlformats.org/markup-compatibility/2006" xmlns:aink="http://schemas.microsoft.com/office/drawing/2016/ink" xmlns:am3d="http://schemas.microsoft.com/office/drawing/2017/model3d" xmlns:o="urn:schemas-microsoft-com:office:office" xmlns:oel="http://schemas.microsoft.com/office/2019/extlst" xmlns:r="http://schemas.openxmlformats.org/officeDocument/2006/relationships" xmlns:m="http://schemas.openxmlformats.org/officeDocument/2006/math" xmlns:v="urn:schemas-microsoft-com:vml" xmlns:wp14="http://schemas.microsoft.com/office/word/2010/wordprocessingDrawing" xmlns:wp="http://schemas.openxmlformats.org/drawingml/2006/wordprocessingDrawing" xmlns:w10="urn:schemas-microsoft-com:office:word" xmlns:w="http://schemas.openxmlformats.org/wordprocessingml/2006/main" xmlns:w14="http://schemas.microsoft.com/office/word/2010/wordml" xmlns:w15="http://schemas.microsoft.com/office/word/2012/wordml" xmlns:w16cex="http://schemas.microsoft.com/office/word/2018/wordml/cex" xmlns:w16cid="http://schemas.microsoft.com/office/word/2016/wordml/cid" xmlns:w16="http://schemas.microsoft.com/office/word/2018/wordml" xmlns:w16du="http://schemas.microsoft.com/office/word/2023/wordml/word16du" xmlns:w16sdtdh="http://schemas.microsoft.com/office/word/2020/wordml/sdtdatahash" xmlns:w16sdtfl="http://schemas.microsoft.com/office/word/2024/wordml/sdtformatlock" xmlns:w16se="http://schemas.microsoft.com/office/word/2015/wordml/symex" xmlns:wpg="http://schemas.microsoft.com/office/word/2010/wordprocessingGroup" xmlns:wpi="http://schemas.microsoft.com/office/word/2010/wordprocessingInk" xmlns:wne="http://schemas.microsoft.com/office/word/2006/wordml" xmlns:wps="http://schemas.microsoft.com/office/word/2010/wordprocessingShape" mc:Ignorable="w14 w15 w16se w16cid w16 w16cex w16sdtdh w16sdtfl w16du wp14">
+<w:ftr xmlns:wpc="http://schemas.microsoft.com/office/word/2010/wordprocessingCanvas" xmlns:cx="http://schemas.microsoft.com/office/drawing/2014/chartex" xmlns:cx1="http://schemas.microsoft.com/office/drawing/2015/9/8/chartex" xmlns:cx2="http://schemas.microsoft.com/office/drawing/2015/10/21/chartex" xmlns:cx3="http://schemas.microsoft.com/office/drawing/2016/5/9/chartex" xmlns:cx4="http://schemas.microsoft.com/office/drawing/2016/5/10/chartex" xmlns:cx5="http://schemas.microsoft.com/office/drawing/2016/5/11/chartex" xmlns:cx6="http://schemas.microsoft.com/office/drawing/2016/5/12/chartex" xmlns:cx7="http://schemas.microsoft.com/office/drawing/2016/5/13/chartex" xmlns:cx8="http://schemas.microsoft.com/office/drawing/2016/5/14/chartex" xmlns:mc="http://schemas.openxmlformats.org/markup-compatibility/2006" xmlns:m="http://schemas.openxmlformats.org/officeDocument/2006/math" xmlns:aink="http://schemas.microsoft.com/office/drawing/2016/ink" xmlns:am3d="http://schemas.microsoft.com/office/drawing/2017/model3d" xmlns:oel="http://schemas.microsoft.com/office/2019/extlst" xmlns:r="http://schemas.openxmlformats.org/officeDocument/2006/relationships" xmlns:wp14="http://schemas.microsoft.com/office/word/2010/wordprocessingDrawing" xmlns:wp="http://schemas.openxmlformats.org/drawingml/2006/wordprocessingDrawing" xmlns:wpg="http://schemas.microsoft.com/office/word/2010/wordprocessingGroup" xmlns:wpi="http://schemas.microsoft.com/office/word/2010/wordprocessingInk" xmlns:wps="http://schemas.microsoft.com/office/word/2010/wordprocessingShape" xmlns:o="urn:schemas-microsoft-com:office:office" xmlns:v="urn:schemas-microsoft-com:vml" xmlns:w10="urn:schemas-microsoft-com:office:word" xmlns:w="http://schemas.openxmlformats.org/wordprocessingml/2006/main" xmlns:w14="http://schemas.microsoft.com/office/word/2010/wordml" xmlns:w15="http://schemas.microsoft.com/office/word/2012/wordml" xmlns:w16cex="http://schemas.microsoft.com/office/word/2018/wordml/cex" xmlns:w16cid="http://schemas.microsoft.com/office/word/2016/wordml/cid" xmlns:w16="http://schemas.microsoft.com/office/word/2018/wordml" xmlns:w16sdtdh="http://schemas.microsoft.com/office/word/2020/wordml/sdtdatahash" xmlns:w16sdtfl="http://schemas.microsoft.com/office/word/2024/wordml/sdtformatlock" xmlns:w16se="http://schemas.microsoft.com/office/word/2015/wordml/symex" xmlns:w16du="http://schemas.microsoft.com/office/word/2023/wordml/word16du" xmlns:wne="http://schemas.microsoft.com/office/word/2006/wordml" mc:Ignorable="w14 w15 w16se w16cid w16 w16cex w16sdtdh w16sdtfl w16du wp14">
   <w:p>
     <w:pPr>
       <w:spacing w:before="120"/>
@@ -1483,7 +1502,7 @@
 </file>
 
 <file path=word/footnotes.xml><?xml version="1.0" encoding="utf-8"?>
-<w:footnotes xmlns:wpc="http://schemas.microsoft.com/office/word/2010/wordprocessingCanvas" xmlns:cx="http://schemas.microsoft.com/office/drawing/2014/chartex" xmlns:cx1="http://schemas.microsoft.com/office/drawing/2015/9/8/chartex" xmlns:cx2="http://schemas.microsoft.com/office/drawing/2015/10/21/chartex" xmlns:cx3="http://schemas.microsoft.com/office/drawing/2016/5/9/chartex" xmlns:cx4="http://schemas.microsoft.com/office/drawing/2016/5/10/chartex" xmlns:cx5="http://schemas.microsoft.com/office/drawing/2016/5/11/chartex" xmlns:cx6="http://schemas.microsoft.com/office/drawing/2016/5/12/chartex" xmlns:cx7="http://schemas.microsoft.com/office/drawing/2016/5/13/chartex" xmlns:cx8="http://schemas.microsoft.com/office/drawing/2016/5/14/chartex" xmlns:mc="http://schemas.openxmlformats.org/markup-compatibility/2006" xmlns:aink="http://schemas.microsoft.com/office/drawing/2016/ink" xmlns:am3d="http://schemas.microsoft.com/office/drawing/2017/model3d" xmlns:o="urn:schemas-microsoft-com:office:office" xmlns:oel="http://schemas.microsoft.com/office/2019/extlst" xmlns:r="http://schemas.openxmlformats.org/officeDocument/2006/relationships" xmlns:m="http://schemas.openxmlformats.org/officeDocument/2006/math" xmlns:v="urn:schemas-microsoft-com:vml" xmlns:wp14="http://schemas.microsoft.com/office/word/2010/wordprocessingDrawing" xmlns:wp="http://schemas.openxmlformats.org/drawingml/2006/wordprocessingDrawing" xmlns:w10="urn:schemas-microsoft-com:office:word" xmlns:w="http://schemas.openxmlformats.org/wordprocessingml/2006/main" xmlns:w14="http://schemas.microsoft.com/office/word/2010/wordml" xmlns:w15="http://schemas.microsoft.com/office/word/2012/wordml" xmlns:w16cex="http://schemas.microsoft.com/office/word/2018/wordml/cex" xmlns:w16cid="http://schemas.microsoft.com/office/word/2016/wordml/cid" xmlns:w16="http://schemas.microsoft.com/office/word/2018/wordml" xmlns:w16du="http://schemas.microsoft.com/office/word/2023/wordml/word16du" xmlns:w16sdtdh="http://schemas.microsoft.com/office/word/2020/wordml/sdtdatahash" xmlns:w16sdtfl="http://schemas.microsoft.com/office/word/2024/wordml/sdtformatlock" xmlns:w16se="http://schemas.microsoft.com/office/word/2015/wordml/symex" xmlns:wpg="http://schemas.microsoft.com/office/word/2010/wordprocessingGroup" xmlns:wpi="http://schemas.microsoft.com/office/word/2010/wordprocessingInk" xmlns:wne="http://schemas.microsoft.com/office/word/2006/wordml" xmlns:wps="http://schemas.microsoft.com/office/word/2010/wordprocessingShape" mc:Ignorable="w14 w15 w16se w16cid w16 w16cex w16sdtdh w16sdtfl w16du wp14">
+<w:footnotes xmlns:wpc="http://schemas.microsoft.com/office/word/2010/wordprocessingCanvas" xmlns:cx="http://schemas.microsoft.com/office/drawing/2014/chartex" xmlns:cx1="http://schemas.microsoft.com/office/drawing/2015/9/8/chartex" xmlns:cx2="http://schemas.microsoft.com/office/drawing/2015/10/21/chartex" xmlns:cx3="http://schemas.microsoft.com/office/drawing/2016/5/9/chartex" xmlns:cx4="http://schemas.microsoft.com/office/drawing/2016/5/10/chartex" xmlns:cx5="http://schemas.microsoft.com/office/drawing/2016/5/11/chartex" xmlns:cx6="http://schemas.microsoft.com/office/drawing/2016/5/12/chartex" xmlns:cx7="http://schemas.microsoft.com/office/drawing/2016/5/13/chartex" xmlns:cx8="http://schemas.microsoft.com/office/drawing/2016/5/14/chartex" xmlns:mc="http://schemas.openxmlformats.org/markup-compatibility/2006" xmlns:m="http://schemas.openxmlformats.org/officeDocument/2006/math" xmlns:aink="http://schemas.microsoft.com/office/drawing/2016/ink" xmlns:am3d="http://schemas.microsoft.com/office/drawing/2017/model3d" xmlns:oel="http://schemas.microsoft.com/office/2019/extlst" xmlns:r="http://schemas.openxmlformats.org/officeDocument/2006/relationships" xmlns:wp14="http://schemas.microsoft.com/office/word/2010/wordprocessingDrawing" xmlns:wp="http://schemas.openxmlformats.org/drawingml/2006/wordprocessingDrawing" xmlns:wpg="http://schemas.microsoft.com/office/word/2010/wordprocessingGroup" xmlns:wpi="http://schemas.microsoft.com/office/word/2010/wordprocessingInk" xmlns:wps="http://schemas.microsoft.com/office/word/2010/wordprocessingShape" xmlns:o="urn:schemas-microsoft-com:office:office" xmlns:v="urn:schemas-microsoft-com:vml" xmlns:w10="urn:schemas-microsoft-com:office:word" xmlns:w="http://schemas.openxmlformats.org/wordprocessingml/2006/main" xmlns:w14="http://schemas.microsoft.com/office/word/2010/wordml" xmlns:w15="http://schemas.microsoft.com/office/word/2012/wordml" xmlns:w16cex="http://schemas.microsoft.com/office/word/2018/wordml/cex" xmlns:w16cid="http://schemas.microsoft.com/office/word/2016/wordml/cid" xmlns:w16="http://schemas.microsoft.com/office/word/2018/wordml" xmlns:w16sdtdh="http://schemas.microsoft.com/office/word/2020/wordml/sdtdatahash" xmlns:w16sdtfl="http://schemas.microsoft.com/office/word/2024/wordml/sdtformatlock" xmlns:w16se="http://schemas.microsoft.com/office/word/2015/wordml/symex" xmlns:w16du="http://schemas.microsoft.com/office/word/2023/wordml/word16du" xmlns:wne="http://schemas.microsoft.com/office/word/2006/wordml" mc:Ignorable="w14 w15 w16se w16cid w16 w16cex w16sdtdh w16sdtfl w16du wp14">
   <w:footnote w:type="separator" w:id="-1">
     <w:p>
       <w:r>
@@ -1502,10 +1521,10 @@
 </file>
 
 <file path=word/header1.xml><?xml version="1.0" encoding="utf-8"?>
-<w:hdr xmlns:wpc="http://schemas.microsoft.com/office/word/2010/wordprocessingCanvas" xmlns:cx="http://schemas.microsoft.com/office/drawing/2014/chartex" xmlns:cx1="http://schemas.microsoft.com/office/drawing/2015/9/8/chartex" xmlns:cx2="http://schemas.microsoft.com/office/drawing/2015/10/21/chartex" xmlns:cx3="http://schemas.microsoft.com/office/drawing/2016/5/9/chartex" xmlns:cx4="http://schemas.microsoft.com/office/drawing/2016/5/10/chartex" xmlns:cx5="http://schemas.microsoft.com/office/drawing/2016/5/11/chartex" xmlns:cx6="http://schemas.microsoft.com/office/drawing/2016/5/12/chartex" xmlns:cx7="http://schemas.microsoft.com/office/drawing/2016/5/13/chartex" xmlns:cx8="http://schemas.microsoft.com/office/drawing/2016/5/14/chartex" xmlns:mc="http://schemas.openxmlformats.org/markup-compatibility/2006" xmlns:aink="http://schemas.microsoft.com/office/drawing/2016/ink" xmlns:am3d="http://schemas.microsoft.com/office/drawing/2017/model3d" xmlns:o="urn:schemas-microsoft-com:office:office" xmlns:oel="http://schemas.microsoft.com/office/2019/extlst" xmlns:r="http://schemas.openxmlformats.org/officeDocument/2006/relationships" xmlns:m="http://schemas.openxmlformats.org/officeDocument/2006/math" xmlns:v="urn:schemas-microsoft-com:vml" xmlns:wp14="http://schemas.microsoft.com/office/word/2010/wordprocessingDrawing" xmlns:wp="http://schemas.openxmlformats.org/drawingml/2006/wordprocessingDrawing" xmlns:w10="urn:schemas-microsoft-com:office:word" xmlns:w="http://schemas.openxmlformats.org/wordprocessingml/2006/main" xmlns:w14="http://schemas.microsoft.com/office/word/2010/wordml" xmlns:w15="http://schemas.microsoft.com/office/word/2012/wordml" xmlns:w16cex="http://schemas.microsoft.com/office/word/2018/wordml/cex" xmlns:w16cid="http://schemas.microsoft.com/office/word/2016/wordml/cid" xmlns:w16="http://schemas.microsoft.com/office/word/2018/wordml" xmlns:w16du="http://schemas.microsoft.com/office/word/2023/wordml/word16du" xmlns:w16sdtdh="http://schemas.microsoft.com/office/word/2020/wordml/sdtdatahash" xmlns:w16sdtfl="http://schemas.microsoft.com/office/word/2024/wordml/sdtformatlock" xmlns:w16se="http://schemas.microsoft.com/office/word/2015/wordml/symex" xmlns:wpg="http://schemas.microsoft.com/office/word/2010/wordprocessingGroup" xmlns:wpi="http://schemas.microsoft.com/office/word/2010/wordprocessingInk" xmlns:wne="http://schemas.microsoft.com/office/word/2006/wordml" xmlns:wps="http://schemas.microsoft.com/office/word/2010/wordprocessingShape" mc:Ignorable="w14 w15 w16se w16cid w16 w16cex w16sdtdh w16sdtfl w16du wp14">
+<w:hdr xmlns:wpc="http://schemas.microsoft.com/office/word/2010/wordprocessingCanvas" xmlns:cx="http://schemas.microsoft.com/office/drawing/2014/chartex" xmlns:cx1="http://schemas.microsoft.com/office/drawing/2015/9/8/chartex" xmlns:cx2="http://schemas.microsoft.com/office/drawing/2015/10/21/chartex" xmlns:cx3="http://schemas.microsoft.com/office/drawing/2016/5/9/chartex" xmlns:cx4="http://schemas.microsoft.com/office/drawing/2016/5/10/chartex" xmlns:cx5="http://schemas.microsoft.com/office/drawing/2016/5/11/chartex" xmlns:cx6="http://schemas.microsoft.com/office/drawing/2016/5/12/chartex" xmlns:cx7="http://schemas.microsoft.com/office/drawing/2016/5/13/chartex" xmlns:cx8="http://schemas.microsoft.com/office/drawing/2016/5/14/chartex" xmlns:mc="http://schemas.openxmlformats.org/markup-compatibility/2006" xmlns:m="http://schemas.openxmlformats.org/officeDocument/2006/math" xmlns:aink="http://schemas.microsoft.com/office/drawing/2016/ink" xmlns:am3d="http://schemas.microsoft.com/office/drawing/2017/model3d" xmlns:oel="http://schemas.microsoft.com/office/2019/extlst" xmlns:r="http://schemas.openxmlformats.org/officeDocument/2006/relationships" xmlns:wp14="http://schemas.microsoft.com/office/word/2010/wordprocessingDrawing" xmlns:wp="http://schemas.openxmlformats.org/drawingml/2006/wordprocessingDrawing" xmlns:wpg="http://schemas.microsoft.com/office/word/2010/wordprocessingGroup" xmlns:wpi="http://schemas.microsoft.com/office/word/2010/wordprocessingInk" xmlns:wps="http://schemas.microsoft.com/office/word/2010/wordprocessingShape" xmlns:o="urn:schemas-microsoft-com:office:office" xmlns:v="urn:schemas-microsoft-com:vml" xmlns:w10="urn:schemas-microsoft-com:office:word" xmlns:w="http://schemas.openxmlformats.org/wordprocessingml/2006/main" xmlns:w14="http://schemas.microsoft.com/office/word/2010/wordml" xmlns:w15="http://schemas.microsoft.com/office/word/2012/wordml" xmlns:w16cex="http://schemas.microsoft.com/office/word/2018/wordml/cex" xmlns:w16cid="http://schemas.microsoft.com/office/word/2016/wordml/cid" xmlns:w16="http://schemas.microsoft.com/office/word/2018/wordml" xmlns:w16sdtdh="http://schemas.microsoft.com/office/word/2020/wordml/sdtdatahash" xmlns:w16sdtfl="http://schemas.microsoft.com/office/word/2024/wordml/sdtformatlock" xmlns:w16se="http://schemas.microsoft.com/office/word/2015/wordml/symex" xmlns:w16du="http://schemas.microsoft.com/office/word/2023/wordml/word16du" xmlns:wne="http://schemas.microsoft.com/office/word/2006/wordml" mc:Ignorable="w14 w15 w16se w16cid w16 w16cex w16sdtdh w16sdtfl w16du wp14">
   <w:p>
     <w:pPr>
-      <w:pStyle w:val="Nagwek"/>
+      <w:pStyle w:val="Header"/>
       <w:spacing w:line="276" w:lineRule="auto"/>
       <w:jc w:val="center"/>
       <w:rPr>
@@ -1586,7 +1605,7 @@
   </w:p>
   <w:p>
     <w:pPr>
-      <w:pStyle w:val="Nagwek"/>
+      <w:pStyle w:val="Header"/>
       <w:spacing w:line="276" w:lineRule="auto"/>
       <w:jc w:val="center"/>
       <w:rPr>
@@ -1598,7 +1617,7 @@
   </w:p>
   <w:p>
     <w:pPr>
-      <w:pStyle w:val="Nagwek"/>
+      <w:pStyle w:val="Header"/>
       <w:spacing w:line="276" w:lineRule="auto"/>
       <w:jc w:val="center"/>
       <w:rPr>
@@ -1610,7 +1629,7 @@
   </w:p>
   <w:p>
     <w:pPr>
-      <w:pStyle w:val="Nagwek"/>
+      <w:pStyle w:val="Header"/>
       <w:spacing w:line="276" w:lineRule="auto"/>
       <w:jc w:val="center"/>
       <w:rPr>
@@ -1622,7 +1641,7 @@
   </w:p>
   <w:p>
     <w:pPr>
-      <w:pStyle w:val="Nagwek"/>
+      <w:pStyle w:val="Header"/>
       <w:spacing w:line="276" w:lineRule="auto"/>
       <w:jc w:val="center"/>
       <w:rPr>
@@ -1634,7 +1653,7 @@
   </w:p>
   <w:p>
     <w:pPr>
-      <w:pStyle w:val="Nagwek"/>
+      <w:pStyle w:val="Header"/>
       <w:spacing w:line="276" w:lineRule="auto"/>
       <w:jc w:val="center"/>
       <w:rPr>
@@ -1649,7 +1668,7 @@
 </file>
 
 <file path=word/numbering.xml><?xml version="1.0" encoding="utf-8"?>
-<w:numbering xmlns:wpc="http://schemas.microsoft.com/office/word/2010/wordprocessingCanvas" xmlns:cx="http://schemas.microsoft.com/office/drawing/2014/chartex" xmlns:cx1="http://schemas.microsoft.com/office/drawing/2015/9/8/chartex" xmlns:cx2="http://schemas.microsoft.com/office/drawing/2015/10/21/chartex" xmlns:cx3="http://schemas.microsoft.com/office/drawing/2016/5/9/chartex" xmlns:cx4="http://schemas.microsoft.com/office/drawing/2016/5/10/chartex" xmlns:cx5="http://schemas.microsoft.com/office/drawing/2016/5/11/chartex" xmlns:cx6="http://schemas.microsoft.com/office/drawing/2016/5/12/chartex" xmlns:cx7="http://schemas.microsoft.com/office/drawing/2016/5/13/chartex" xmlns:cx8="http://schemas.microsoft.com/office/drawing/2016/5/14/chartex" xmlns:mc="http://schemas.openxmlformats.org/markup-compatibility/2006" xmlns:aink="http://schemas.microsoft.com/office/drawing/2016/ink" xmlns:am3d="http://schemas.microsoft.com/office/drawing/2017/model3d" xmlns:o="urn:schemas-microsoft-com:office:office" xmlns:oel="http://schemas.microsoft.com/office/2019/extlst" xmlns:r="http://schemas.openxmlformats.org/officeDocument/2006/relationships" xmlns:m="http://schemas.openxmlformats.org/officeDocument/2006/math" xmlns:v="urn:schemas-microsoft-com:vml" xmlns:wp14="http://schemas.microsoft.com/office/word/2010/wordprocessingDrawing" xmlns:wp="http://schemas.openxmlformats.org/drawingml/2006/wordprocessingDrawing" xmlns:w10="urn:schemas-microsoft-com:office:word" xmlns:w="http://schemas.openxmlformats.org/wordprocessingml/2006/main" xmlns:w14="http://schemas.microsoft.com/office/word/2010/wordml" xmlns:w15="http://schemas.microsoft.com/office/word/2012/wordml" xmlns:w16cex="http://schemas.microsoft.com/office/word/2018/wordml/cex" xmlns:w16cid="http://schemas.microsoft.com/office/word/2016/wordml/cid" xmlns:w16="http://schemas.microsoft.com/office/word/2018/wordml" xmlns:w16du="http://schemas.microsoft.com/office/word/2023/wordml/word16du" xmlns:w16sdtdh="http://schemas.microsoft.com/office/word/2020/wordml/sdtdatahash" xmlns:w16sdtfl="http://schemas.microsoft.com/office/word/2024/wordml/sdtformatlock" xmlns:w16se="http://schemas.microsoft.com/office/word/2015/wordml/symex" xmlns:wpg="http://schemas.microsoft.com/office/word/2010/wordprocessingGroup" xmlns:wpi="http://schemas.microsoft.com/office/word/2010/wordprocessingInk" xmlns:wne="http://schemas.microsoft.com/office/word/2006/wordml" xmlns:wps="http://schemas.microsoft.com/office/word/2010/wordprocessingShape" mc:Ignorable="w14 w15 w16se w16cid w16 w16cex w16sdtdh w16sdtfl w16du wp14">
+<w:numbering xmlns:wpc="http://schemas.microsoft.com/office/word/2010/wordprocessingCanvas" xmlns:cx="http://schemas.microsoft.com/office/drawing/2014/chartex" xmlns:cx1="http://schemas.microsoft.com/office/drawing/2015/9/8/chartex" xmlns:cx2="http://schemas.microsoft.com/office/drawing/2015/10/21/chartex" xmlns:cx3="http://schemas.microsoft.com/office/drawing/2016/5/9/chartex" xmlns:cx4="http://schemas.microsoft.com/office/drawing/2016/5/10/chartex" xmlns:cx5="http://schemas.microsoft.com/office/drawing/2016/5/11/chartex" xmlns:cx6="http://schemas.microsoft.com/office/drawing/2016/5/12/chartex" xmlns:cx7="http://schemas.microsoft.com/office/drawing/2016/5/13/chartex" xmlns:cx8="http://schemas.microsoft.com/office/drawing/2016/5/14/chartex" xmlns:mc="http://schemas.openxmlformats.org/markup-compatibility/2006" xmlns:m="http://schemas.openxmlformats.org/officeDocument/2006/math" xmlns:aink="http://schemas.microsoft.com/office/drawing/2016/ink" xmlns:am3d="http://schemas.microsoft.com/office/drawing/2017/model3d" xmlns:oel="http://schemas.microsoft.com/office/2019/extlst" xmlns:r="http://schemas.openxmlformats.org/officeDocument/2006/relationships" xmlns:wp14="http://schemas.microsoft.com/office/word/2010/wordprocessingDrawing" xmlns:wp="http://schemas.openxmlformats.org/drawingml/2006/wordprocessingDrawing" xmlns:wpg="http://schemas.microsoft.com/office/word/2010/wordprocessingGroup" xmlns:wpi="http://schemas.microsoft.com/office/word/2010/wordprocessingInk" xmlns:wps="http://schemas.microsoft.com/office/word/2010/wordprocessingShape" xmlns:o="urn:schemas-microsoft-com:office:office" xmlns:v="urn:schemas-microsoft-com:vml" xmlns:w10="urn:schemas-microsoft-com:office:word" xmlns:w="http://schemas.openxmlformats.org/wordprocessingml/2006/main" xmlns:w14="http://schemas.microsoft.com/office/word/2010/wordml" xmlns:w15="http://schemas.microsoft.com/office/word/2012/wordml" xmlns:w16cex="http://schemas.microsoft.com/office/word/2018/wordml/cex" xmlns:w16cid="http://schemas.microsoft.com/office/word/2016/wordml/cid" xmlns:w16="http://schemas.microsoft.com/office/word/2018/wordml" xmlns:w16sdtdh="http://schemas.microsoft.com/office/word/2020/wordml/sdtdatahash" xmlns:w16sdtfl="http://schemas.microsoft.com/office/word/2024/wordml/sdtformatlock" xmlns:w16se="http://schemas.microsoft.com/office/word/2015/wordml/symex" xmlns:w16du="http://schemas.microsoft.com/office/word/2023/wordml/word16du" xmlns:wne="http://schemas.microsoft.com/office/word/2006/wordml" mc:Ignorable="w14 w15 w16se w16cid w16 w16cex w16sdtdh w16sdtfl w16du wp14">
   <w:abstractNum w:abstractNumId="0" w15:restartNumberingAfterBreak="0">
     <w:nsid w:val="FFFFFF83"/>
     <w:multiLevelType w:val="singleLevel"/>
@@ -1657,7 +1676,7 @@
     <w:lvl w:ilvl="0">
       <w:start w:val="1"/>
       <w:numFmt w:val="bullet"/>
-      <w:pStyle w:val="Listapunktowana2"/>
+      <w:pStyle w:val="ListBullet2"/>
       <w:lvlText w:val=""/>
       <w:lvlJc w:val="left"/>
       <w:pPr>
@@ -1678,7 +1697,7 @@
     <w:lvl w:ilvl="0">
       <w:start w:val="1"/>
       <w:numFmt w:val="bullet"/>
-      <w:pStyle w:val="Listapunktowana"/>
+      <w:pStyle w:val="ListBullet"/>
       <w:lvlText w:val=""/>
       <w:lvlJc w:val="left"/>
       <w:pPr>
@@ -5850,7 +5869,7 @@
 </file>
 
 <file path=word/styles.xml><?xml version="1.0" encoding="utf-8"?>
-<w:styles xmlns:mc="http://schemas.openxmlformats.org/markup-compatibility/2006" xmlns:r="http://schemas.openxmlformats.org/officeDocument/2006/relationships" xmlns:w="http://schemas.openxmlformats.org/wordprocessingml/2006/main" xmlns:w14="http://schemas.microsoft.com/office/word/2010/wordml" xmlns:w15="http://schemas.microsoft.com/office/word/2012/wordml" xmlns:w16cex="http://schemas.microsoft.com/office/word/2018/wordml/cex" xmlns:w16cid="http://schemas.microsoft.com/office/word/2016/wordml/cid" xmlns:w16="http://schemas.microsoft.com/office/word/2018/wordml" xmlns:w16du="http://schemas.microsoft.com/office/word/2023/wordml/word16du" xmlns:w16sdtdh="http://schemas.microsoft.com/office/word/2020/wordml/sdtdatahash" xmlns:w16sdtfl="http://schemas.microsoft.com/office/word/2024/wordml/sdtformatlock" xmlns:w16se="http://schemas.microsoft.com/office/word/2015/wordml/symex" mc:Ignorable="w14 w15 w16se w16cid w16 w16cex w16sdtdh w16sdtfl w16du">
+<w:styles xmlns:mc="http://schemas.openxmlformats.org/markup-compatibility/2006" xmlns:r="http://schemas.openxmlformats.org/officeDocument/2006/relationships" xmlns:w="http://schemas.openxmlformats.org/wordprocessingml/2006/main" xmlns:w14="http://schemas.microsoft.com/office/word/2010/wordml" xmlns:w15="http://schemas.microsoft.com/office/word/2012/wordml" xmlns:w16cex="http://schemas.microsoft.com/office/word/2018/wordml/cex" xmlns:w16cid="http://schemas.microsoft.com/office/word/2016/wordml/cid" xmlns:w16="http://schemas.microsoft.com/office/word/2018/wordml" xmlns:w16sdtdh="http://schemas.microsoft.com/office/word/2020/wordml/sdtdatahash" xmlns:w16sdtfl="http://schemas.microsoft.com/office/word/2024/wordml/sdtformatlock" xmlns:w16se="http://schemas.microsoft.com/office/word/2015/wordml/symex" xmlns:w16du="http://schemas.microsoft.com/office/word/2023/wordml/word16du" mc:Ignorable="w14 w15 w16se w16cid w16 w16cex w16sdtdh w16sdtfl w16du">
   <w:docDefaults>
     <w:rPrDefault>
       <w:rPr>
@@ -6153,7 +6172,7 @@
     <w:lsdException w:name="Unresolved Mention" w:semiHidden="1" w:uiPriority="99" w:unhideWhenUsed="1"/>
     <w:lsdException w:name="Smart Link" w:semiHidden="1" w:uiPriority="99" w:unhideWhenUsed="1"/>
   </w:latentStyles>
-  <w:style w:type="paragraph" w:default="1" w:styleId="Normalny">
+  <w:style w:type="paragraph" w:default="1" w:styleId="Normal">
     <w:name w:val="Normal"/>
     <w:qFormat/>
     <w:rsid w:val="00B4345E"/>
@@ -6164,10 +6183,10 @@
       <w:rFonts w:ascii="Verdana" w:hAnsi="Verdana"/>
     </w:rPr>
   </w:style>
-  <w:style w:type="paragraph" w:styleId="Nagwek1">
+  <w:style w:type="paragraph" w:styleId="Heading1">
     <w:name w:val="heading 1"/>
-    <w:basedOn w:val="Normalny"/>
-    <w:next w:val="Normalny"/>
+    <w:basedOn w:val="Normal"/>
+    <w:next w:val="Normal"/>
     <w:qFormat/>
     <w:pPr>
       <w:keepNext/>
@@ -6178,10 +6197,10 @@
       <w:sz w:val="28"/>
     </w:rPr>
   </w:style>
-  <w:style w:type="paragraph" w:styleId="Nagwek2">
+  <w:style w:type="paragraph" w:styleId="Heading2">
     <w:name w:val="heading 2"/>
-    <w:basedOn w:val="Normalny"/>
-    <w:next w:val="Normalny"/>
+    <w:basedOn w:val="Normal"/>
+    <w:next w:val="Normal"/>
     <w:qFormat/>
     <w:rsid w:val="000778BF"/>
     <w:pPr>
@@ -6194,10 +6213,10 @@
       <w:bCs/>
     </w:rPr>
   </w:style>
-  <w:style w:type="paragraph" w:styleId="Nagwek3">
+  <w:style w:type="paragraph" w:styleId="Heading3">
     <w:name w:val="heading 3"/>
-    <w:basedOn w:val="Normalny"/>
-    <w:next w:val="Normalny"/>
+    <w:basedOn w:val="Normal"/>
+    <w:next w:val="Normal"/>
     <w:qFormat/>
     <w:rsid w:val="000778BF"/>
     <w:pPr>
@@ -6210,11 +6229,11 @@
       <w:bCs/>
     </w:rPr>
   </w:style>
-  <w:style w:type="paragraph" w:styleId="Nagwek4">
+  <w:style w:type="paragraph" w:styleId="Heading4">
     <w:name w:val="heading 4"/>
-    <w:basedOn w:val="Normalny"/>
-    <w:next w:val="Normalny"/>
-    <w:link w:val="Nagwek4Znak"/>
+    <w:basedOn w:val="Normal"/>
+    <w:next w:val="Normal"/>
+    <w:link w:val="Heading4Char"/>
     <w:unhideWhenUsed/>
     <w:qFormat/>
     <w:rsid w:val="00ED2C7B"/>
@@ -6232,11 +6251,11 @@
       <w:lang w:val="x-none" w:eastAsia="x-none"/>
     </w:rPr>
   </w:style>
-  <w:style w:type="paragraph" w:styleId="Nagwek5">
+  <w:style w:type="paragraph" w:styleId="Heading5">
     <w:name w:val="heading 5"/>
-    <w:basedOn w:val="Normalny"/>
-    <w:next w:val="Normalny"/>
-    <w:link w:val="Nagwek5Znak"/>
+    <w:basedOn w:val="Normal"/>
+    <w:next w:val="Normal"/>
+    <w:link w:val="Heading5Char"/>
     <w:unhideWhenUsed/>
     <w:qFormat/>
     <w:rsid w:val="00ED2C7B"/>
@@ -6255,13 +6274,13 @@
       <w:lang w:val="x-none" w:eastAsia="x-none"/>
     </w:rPr>
   </w:style>
-  <w:style w:type="character" w:default="1" w:styleId="Domylnaczcionkaakapitu">
+  <w:style w:type="character" w:default="1" w:styleId="DefaultParagraphFont">
     <w:name w:val="Default Paragraph Font"/>
     <w:uiPriority w:val="1"/>
     <w:semiHidden/>
     <w:unhideWhenUsed/>
   </w:style>
-  <w:style w:type="table" w:default="1" w:styleId="Standardowy">
+  <w:style w:type="table" w:default="1" w:styleId="TableNormal">
     <w:name w:val="Normal Table"/>
     <w:uiPriority w:val="99"/>
     <w:semiHidden/>
@@ -6276,15 +6295,15 @@
       </w:tblCellMar>
     </w:tblPr>
   </w:style>
-  <w:style w:type="numbering" w:default="1" w:styleId="Bezlisty">
+  <w:style w:type="numbering" w:default="1" w:styleId="NoList">
     <w:name w:val="No List"/>
     <w:uiPriority w:val="99"/>
     <w:semiHidden/>
     <w:unhideWhenUsed/>
   </w:style>
-  <w:style w:type="paragraph" w:styleId="Tekstdymka">
+  <w:style w:type="paragraph" w:styleId="BalloonText">
     <w:name w:val="Balloon Text"/>
-    <w:basedOn w:val="Normalny"/>
+    <w:basedOn w:val="Normal"/>
     <w:semiHidden/>
     <w:rsid w:val="000E1AF8"/>
     <w:rPr>
@@ -6293,13 +6312,13 @@
       <w:szCs w:val="16"/>
     </w:rPr>
   </w:style>
-  <w:style w:type="paragraph" w:styleId="Tekstprzypisukocowego">
+  <w:style w:type="paragraph" w:styleId="EndnoteText">
     <w:name w:val="endnote text"/>
-    <w:basedOn w:val="Normalny"/>
+    <w:basedOn w:val="Normal"/>
     <w:semiHidden/>
     <w:rsid w:val="005103A4"/>
   </w:style>
-  <w:style w:type="character" w:styleId="Odwoanieprzypisukocowego">
+  <w:style w:type="character" w:styleId="EndnoteReference">
     <w:name w:val="endnote reference"/>
     <w:semiHidden/>
     <w:rsid w:val="005103A4"/>
@@ -6307,7 +6326,7 @@
       <w:vertAlign w:val="superscript"/>
     </w:rPr>
   </w:style>
-  <w:style w:type="character" w:styleId="Hipercze">
+  <w:style w:type="character" w:styleId="Hyperlink">
     <w:name w:val="Hyperlink"/>
     <w:uiPriority w:val="99"/>
     <w:rsid w:val="00565498"/>
@@ -6316,7 +6335,7 @@
       <w:u w:val="single"/>
     </w:rPr>
   </w:style>
-  <w:style w:type="character" w:styleId="Pogrubienie">
+  <w:style w:type="character" w:styleId="Strong">
     <w:name w:val="Strong"/>
     <w:qFormat/>
     <w:rsid w:val="0023665B"/>
@@ -6325,11 +6344,11 @@
       <w:bCs/>
     </w:rPr>
   </w:style>
-  <w:style w:type="paragraph" w:styleId="Nagwek">
+  <w:style w:type="paragraph" w:styleId="Header">
     <w:name w:val="header"/>
     <w:aliases w:val="Nagłówek strony"/>
-    <w:basedOn w:val="Normalny"/>
-    <w:link w:val="NagwekZnak"/>
+    <w:basedOn w:val="Normal"/>
+    <w:link w:val="HeaderChar"/>
     <w:rsid w:val="005C5677"/>
     <w:pPr>
       <w:tabs>
@@ -6341,9 +6360,9 @@
       <w:lang w:val="x-none" w:eastAsia="x-none"/>
     </w:rPr>
   </w:style>
-  <w:style w:type="paragraph" w:styleId="Stopka">
+  <w:style w:type="paragraph" w:styleId="Footer">
     <w:name w:val="footer"/>
-    <w:basedOn w:val="Normalny"/>
+    <w:basedOn w:val="Normal"/>
     <w:rsid w:val="005C5677"/>
     <w:pPr>
       <w:tabs>
@@ -6352,9 +6371,9 @@
       </w:tabs>
     </w:pPr>
   </w:style>
-  <w:style w:type="paragraph" w:styleId="Akapitzlist">
+  <w:style w:type="paragraph" w:styleId="ListParagraph">
     <w:name w:val="List Paragraph"/>
-    <w:basedOn w:val="Normalny"/>
+    <w:basedOn w:val="Normal"/>
     <w:uiPriority w:val="99"/>
     <w:qFormat/>
     <w:rsid w:val="005B7912"/>
@@ -6372,7 +6391,7 @@
   </w:style>
   <w:style w:type="paragraph" w:customStyle="1" w:styleId="TableContents">
     <w:name w:val="Table Contents"/>
-    <w:basedOn w:val="Normalny"/>
+    <w:basedOn w:val="Normal"/>
     <w:rsid w:val="005B7912"/>
     <w:pPr>
       <w:widowControl w:val="0"/>
@@ -6389,9 +6408,9 @@
       <w:lang w:eastAsia="zh-CN" w:bidi="hi-IN"/>
     </w:rPr>
   </w:style>
-  <w:style w:type="table" w:styleId="Tabela-Siatka">
+  <w:style w:type="table" w:styleId="TableGrid">
     <w:name w:val="Table Grid"/>
-    <w:basedOn w:val="Standardowy"/>
+    <w:basedOn w:val="TableNormal"/>
     <w:uiPriority w:val="59"/>
     <w:rsid w:val="006633B7"/>
     <w:rPr>
@@ -6411,10 +6430,10 @@
       </w:tblBorders>
     </w:tblPr>
   </w:style>
-  <w:style w:type="paragraph" w:styleId="Indeks1">
+  <w:style w:type="paragraph" w:styleId="Index1">
     <w:name w:val="index 1"/>
-    <w:basedOn w:val="Normalny"/>
-    <w:next w:val="Normalny"/>
+    <w:basedOn w:val="Normal"/>
+    <w:next w:val="Normal"/>
     <w:autoRedefine/>
     <w:rsid w:val="004233E9"/>
     <w:pPr>
@@ -6426,10 +6445,10 @@
       <w:szCs w:val="18"/>
     </w:rPr>
   </w:style>
-  <w:style w:type="paragraph" w:styleId="Indeks2">
+  <w:style w:type="paragraph" w:styleId="Index2">
     <w:name w:val="index 2"/>
-    <w:basedOn w:val="Normalny"/>
-    <w:next w:val="Normalny"/>
+    <w:basedOn w:val="Normal"/>
+    <w:next w:val="Normal"/>
     <w:autoRedefine/>
     <w:rsid w:val="004233E9"/>
     <w:pPr>
@@ -6441,10 +6460,10 @@
       <w:szCs w:val="18"/>
     </w:rPr>
   </w:style>
-  <w:style w:type="paragraph" w:styleId="Indeks3">
+  <w:style w:type="paragraph" w:styleId="Index3">
     <w:name w:val="index 3"/>
-    <w:basedOn w:val="Normalny"/>
-    <w:next w:val="Normalny"/>
+    <w:basedOn w:val="Normal"/>
+    <w:next w:val="Normal"/>
     <w:autoRedefine/>
     <w:rsid w:val="004233E9"/>
     <w:pPr>
@@ -6456,10 +6475,10 @@
       <w:szCs w:val="18"/>
     </w:rPr>
   </w:style>
-  <w:style w:type="paragraph" w:styleId="Indeks4">
+  <w:style w:type="paragraph" w:styleId="Index4">
     <w:name w:val="index 4"/>
-    <w:basedOn w:val="Normalny"/>
-    <w:next w:val="Normalny"/>
+    <w:basedOn w:val="Normal"/>
+    <w:next w:val="Normal"/>
     <w:autoRedefine/>
     <w:rsid w:val="004233E9"/>
     <w:pPr>
@@ -6471,10 +6490,10 @@
       <w:szCs w:val="18"/>
     </w:rPr>
   </w:style>
-  <w:style w:type="paragraph" w:styleId="Indeks5">
+  <w:style w:type="paragraph" w:styleId="Index5">
     <w:name w:val="index 5"/>
-    <w:basedOn w:val="Normalny"/>
-    <w:next w:val="Normalny"/>
+    <w:basedOn w:val="Normal"/>
+    <w:next w:val="Normal"/>
     <w:autoRedefine/>
     <w:rsid w:val="004233E9"/>
     <w:pPr>
@@ -6486,10 +6505,10 @@
       <w:szCs w:val="18"/>
     </w:rPr>
   </w:style>
-  <w:style w:type="paragraph" w:styleId="Indeks6">
+  <w:style w:type="paragraph" w:styleId="Index6">
     <w:name w:val="index 6"/>
-    <w:basedOn w:val="Normalny"/>
-    <w:next w:val="Normalny"/>
+    <w:basedOn w:val="Normal"/>
+    <w:next w:val="Normal"/>
     <w:autoRedefine/>
     <w:rsid w:val="004233E9"/>
     <w:pPr>
@@ -6501,10 +6520,10 @@
       <w:szCs w:val="18"/>
     </w:rPr>
   </w:style>
-  <w:style w:type="paragraph" w:styleId="Indeks7">
+  <w:style w:type="paragraph" w:styleId="Index7">
     <w:name w:val="index 7"/>
-    <w:basedOn w:val="Normalny"/>
-    <w:next w:val="Normalny"/>
+    <w:basedOn w:val="Normal"/>
+    <w:next w:val="Normal"/>
     <w:autoRedefine/>
     <w:rsid w:val="004233E9"/>
     <w:pPr>
@@ -6516,10 +6535,10 @@
       <w:szCs w:val="18"/>
     </w:rPr>
   </w:style>
-  <w:style w:type="paragraph" w:styleId="Indeks8">
+  <w:style w:type="paragraph" w:styleId="Index8">
     <w:name w:val="index 8"/>
-    <w:basedOn w:val="Normalny"/>
-    <w:next w:val="Normalny"/>
+    <w:basedOn w:val="Normal"/>
+    <w:next w:val="Normal"/>
     <w:autoRedefine/>
     <w:rsid w:val="004233E9"/>
     <w:pPr>
@@ -6531,10 +6550,10 @@
       <w:szCs w:val="18"/>
     </w:rPr>
   </w:style>
-  <w:style w:type="paragraph" w:styleId="Indeks9">
+  <w:style w:type="paragraph" w:styleId="Index9">
     <w:name w:val="index 9"/>
-    <w:basedOn w:val="Normalny"/>
-    <w:next w:val="Normalny"/>
+    <w:basedOn w:val="Normal"/>
+    <w:next w:val="Normal"/>
     <w:autoRedefine/>
     <w:rsid w:val="004233E9"/>
     <w:pPr>
@@ -6546,10 +6565,10 @@
       <w:szCs w:val="18"/>
     </w:rPr>
   </w:style>
-  <w:style w:type="paragraph" w:styleId="Nagwekindeksu">
+  <w:style w:type="paragraph" w:styleId="IndexHeading">
     <w:name w:val="index heading"/>
-    <w:basedOn w:val="Normalny"/>
-    <w:next w:val="Indeks1"/>
+    <w:basedOn w:val="Normal"/>
+    <w:next w:val="Index1"/>
     <w:rsid w:val="004233E9"/>
     <w:pPr>
       <w:spacing w:before="240" w:after="120"/>
@@ -6563,10 +6582,10 @@
       <w:szCs w:val="26"/>
     </w:rPr>
   </w:style>
-  <w:style w:type="paragraph" w:styleId="Nagwekspisutreci">
+  <w:style w:type="paragraph" w:styleId="TOCHeading">
     <w:name w:val="TOC Heading"/>
-    <w:basedOn w:val="Nagwek1"/>
-    <w:next w:val="Normalny"/>
+    <w:basedOn w:val="Heading1"/>
+    <w:next w:val="Normal"/>
     <w:uiPriority w:val="39"/>
     <w:unhideWhenUsed/>
     <w:qFormat/>
@@ -6584,10 +6603,10 @@
       <w:szCs w:val="32"/>
     </w:rPr>
   </w:style>
-  <w:style w:type="paragraph" w:styleId="Spistreci2">
+  <w:style w:type="paragraph" w:styleId="TOC2">
     <w:name w:val="toc 2"/>
-    <w:basedOn w:val="Normalny"/>
-    <w:next w:val="Normalny"/>
+    <w:basedOn w:val="Normal"/>
+    <w:next w:val="Normal"/>
     <w:autoRedefine/>
     <w:uiPriority w:val="39"/>
     <w:rsid w:val="00741F85"/>
@@ -6596,10 +6615,10 @@
       <w:ind w:left="284" w:right="54"/>
     </w:pPr>
   </w:style>
-  <w:style w:type="paragraph" w:styleId="Spistreci3">
+  <w:style w:type="paragraph" w:styleId="TOC3">
     <w:name w:val="toc 3"/>
-    <w:basedOn w:val="Normalny"/>
-    <w:next w:val="Normalny"/>
+    <w:basedOn w:val="Normal"/>
+    <w:next w:val="Normal"/>
     <w:autoRedefine/>
     <w:uiPriority w:val="39"/>
     <w:rsid w:val="009A30E9"/>
@@ -6611,10 +6630,10 @@
       <w:spacing w:after="40" w:line="276" w:lineRule="auto"/>
     </w:pPr>
   </w:style>
-  <w:style w:type="paragraph" w:styleId="Spistreci1">
+  <w:style w:type="paragraph" w:styleId="TOC1">
     <w:name w:val="toc 1"/>
-    <w:basedOn w:val="Normalny"/>
-    <w:next w:val="Normalny"/>
+    <w:basedOn w:val="Normal"/>
+    <w:next w:val="Normal"/>
     <w:autoRedefine/>
     <w:uiPriority w:val="39"/>
     <w:unhideWhenUsed/>
@@ -6629,10 +6648,10 @@
       <w:szCs w:val="22"/>
     </w:rPr>
   </w:style>
-  <w:style w:type="paragraph" w:styleId="Spistreci4">
+  <w:style w:type="paragraph" w:styleId="TOC4">
     <w:name w:val="toc 4"/>
-    <w:basedOn w:val="Normalny"/>
-    <w:next w:val="Normalny"/>
+    <w:basedOn w:val="Normal"/>
+    <w:next w:val="Normal"/>
     <w:autoRedefine/>
     <w:uiPriority w:val="39"/>
     <w:unhideWhenUsed/>
@@ -6648,10 +6667,10 @@
       <w:szCs w:val="22"/>
     </w:rPr>
   </w:style>
-  <w:style w:type="paragraph" w:styleId="Spistreci5">
+  <w:style w:type="paragraph" w:styleId="TOC5">
     <w:name w:val="toc 5"/>
-    <w:basedOn w:val="Normalny"/>
-    <w:next w:val="Normalny"/>
+    <w:basedOn w:val="Normal"/>
+    <w:next w:val="Normal"/>
     <w:autoRedefine/>
     <w:uiPriority w:val="39"/>
     <w:unhideWhenUsed/>
@@ -6667,10 +6686,10 @@
       <w:szCs w:val="22"/>
     </w:rPr>
   </w:style>
-  <w:style w:type="paragraph" w:styleId="Spistreci6">
+  <w:style w:type="paragraph" w:styleId="TOC6">
     <w:name w:val="toc 6"/>
-    <w:basedOn w:val="Normalny"/>
-    <w:next w:val="Normalny"/>
+    <w:basedOn w:val="Normal"/>
+    <w:next w:val="Normal"/>
     <w:autoRedefine/>
     <w:uiPriority w:val="39"/>
     <w:unhideWhenUsed/>
@@ -6686,10 +6705,10 @@
       <w:szCs w:val="22"/>
     </w:rPr>
   </w:style>
-  <w:style w:type="paragraph" w:styleId="Spistreci7">
+  <w:style w:type="paragraph" w:styleId="TOC7">
     <w:name w:val="toc 7"/>
-    <w:basedOn w:val="Normalny"/>
-    <w:next w:val="Normalny"/>
+    <w:basedOn w:val="Normal"/>
+    <w:next w:val="Normal"/>
     <w:autoRedefine/>
     <w:uiPriority w:val="39"/>
     <w:unhideWhenUsed/>
@@ -6705,10 +6724,10 @@
       <w:szCs w:val="22"/>
     </w:rPr>
   </w:style>
-  <w:style w:type="paragraph" w:styleId="Spistreci8">
+  <w:style w:type="paragraph" w:styleId="TOC8">
     <w:name w:val="toc 8"/>
-    <w:basedOn w:val="Normalny"/>
-    <w:next w:val="Normalny"/>
+    <w:basedOn w:val="Normal"/>
+    <w:next w:val="Normal"/>
     <w:autoRedefine/>
     <w:uiPriority w:val="39"/>
     <w:unhideWhenUsed/>
@@ -6724,10 +6743,10 @@
       <w:szCs w:val="22"/>
     </w:rPr>
   </w:style>
-  <w:style w:type="paragraph" w:styleId="Spistreci9">
+  <w:style w:type="paragraph" w:styleId="TOC9">
     <w:name w:val="toc 9"/>
-    <w:basedOn w:val="Normalny"/>
-    <w:next w:val="Normalny"/>
+    <w:basedOn w:val="Normal"/>
+    <w:next w:val="Normal"/>
     <w:autoRedefine/>
     <w:uiPriority w:val="39"/>
     <w:unhideWhenUsed/>
@@ -6758,10 +6777,10 @@
       <w:szCs w:val="24"/>
     </w:rPr>
   </w:style>
-  <w:style w:type="character" w:customStyle="1" w:styleId="NagwekZnak">
-    <w:name w:val="Nagłówek Znak"/>
-    <w:aliases w:val="Nagłówek strony Znak"/>
-    <w:link w:val="Nagwek"/>
+  <w:style w:type="character" w:customStyle="1" w:styleId="HeaderChar">
+    <w:name w:val="Header Char"/>
+    <w:aliases w:val="Nagłówek strony Char"/>
+    <w:link w:val="Header"/>
     <w:locked/>
     <w:rsid w:val="00F73384"/>
     <w:rPr>
@@ -6776,9 +6795,9 @@
     <w:name w:val="listing-desc"/>
     <w:rsid w:val="00CC7809"/>
   </w:style>
-  <w:style w:type="paragraph" w:styleId="Bezodstpw">
+  <w:style w:type="paragraph" w:styleId="NoSpacing">
     <w:name w:val="No Spacing"/>
-    <w:basedOn w:val="Normalny"/>
+    <w:basedOn w:val="Normal"/>
     <w:uiPriority w:val="1"/>
     <w:qFormat/>
     <w:rsid w:val="005A0C31"/>
@@ -6808,9 +6827,9 @@
     <w:name w:val="hps"/>
     <w:rsid w:val="00C55772"/>
   </w:style>
-  <w:style w:type="character" w:customStyle="1" w:styleId="Nagwek4Znak">
-    <w:name w:val="Nagłówek 4 Znak"/>
-    <w:link w:val="Nagwek4"/>
+  <w:style w:type="character" w:customStyle="1" w:styleId="Heading4Char">
+    <w:name w:val="Heading 4 Char"/>
+    <w:link w:val="Heading4"/>
     <w:rsid w:val="00ED2C7B"/>
     <w:rPr>
       <w:rFonts w:ascii="Calibri" w:eastAsia="Times New Roman" w:hAnsi="Calibri" w:cs="Times New Roman"/>
@@ -6820,9 +6839,9 @@
       <w:szCs w:val="28"/>
     </w:rPr>
   </w:style>
-  <w:style w:type="character" w:customStyle="1" w:styleId="Nagwek5Znak">
-    <w:name w:val="Nagłówek 5 Znak"/>
-    <w:link w:val="Nagwek5"/>
+  <w:style w:type="character" w:customStyle="1" w:styleId="Heading5Char">
+    <w:name w:val="Heading 5 Char"/>
+    <w:link w:val="Heading5"/>
     <w:rsid w:val="00ED2C7B"/>
     <w:rPr>
       <w:rFonts w:ascii="Calibri" w:eastAsia="Times New Roman" w:hAnsi="Calibri" w:cs="Times New Roman"/>
@@ -6834,18 +6853,18 @@
       <w:szCs w:val="26"/>
     </w:rPr>
   </w:style>
-  <w:style w:type="paragraph" w:styleId="Lista">
+  <w:style w:type="paragraph" w:styleId="List">
     <w:name w:val="List"/>
-    <w:basedOn w:val="Normalny"/>
+    <w:basedOn w:val="Normal"/>
     <w:rsid w:val="00ED2C7B"/>
     <w:pPr>
       <w:ind w:left="283" w:hanging="283"/>
       <w:contextualSpacing/>
     </w:pPr>
   </w:style>
-  <w:style w:type="paragraph" w:styleId="Listapunktowana">
+  <w:style w:type="paragraph" w:styleId="ListBullet">
     <w:name w:val="List Bullet"/>
-    <w:basedOn w:val="Normalny"/>
+    <w:basedOn w:val="Normal"/>
     <w:rsid w:val="00ED2C7B"/>
     <w:pPr>
       <w:numPr>
@@ -6854,9 +6873,9 @@
       <w:contextualSpacing/>
     </w:pPr>
   </w:style>
-  <w:style w:type="paragraph" w:styleId="Listapunktowana2">
+  <w:style w:type="paragraph" w:styleId="ListBullet2">
     <w:name w:val="List Bullet 2"/>
-    <w:basedOn w:val="Normalny"/>
+    <w:basedOn w:val="Normal"/>
     <w:rsid w:val="00ED2C7B"/>
     <w:pPr>
       <w:numPr>
@@ -6865,10 +6884,10 @@
       <w:contextualSpacing/>
     </w:pPr>
   </w:style>
-  <w:style w:type="paragraph" w:styleId="Legenda">
+  <w:style w:type="paragraph" w:styleId="Caption">
     <w:name w:val="caption"/>
-    <w:basedOn w:val="Normalny"/>
-    <w:next w:val="Normalny"/>
+    <w:basedOn w:val="Normal"/>
+    <w:next w:val="Normal"/>
     <w:unhideWhenUsed/>
     <w:qFormat/>
     <w:rsid w:val="00ED2C7B"/>
@@ -6877,10 +6896,10 @@
       <w:bCs/>
     </w:rPr>
   </w:style>
-  <w:style w:type="paragraph" w:styleId="Tekstpodstawowy">
+  <w:style w:type="paragraph" w:styleId="BodyText">
     <w:name w:val="Body Text"/>
-    <w:basedOn w:val="Normalny"/>
-    <w:link w:val="TekstpodstawowyZnak"/>
+    <w:basedOn w:val="Normal"/>
+    <w:link w:val="BodyTextChar"/>
     <w:rsid w:val="00ED2C7B"/>
     <w:pPr>
       <w:spacing w:after="120"/>
@@ -6889,18 +6908,18 @@
       <w:lang w:val="x-none" w:eastAsia="x-none"/>
     </w:rPr>
   </w:style>
-  <w:style w:type="character" w:customStyle="1" w:styleId="TekstpodstawowyZnak">
-    <w:name w:val="Tekst podstawowy Znak"/>
-    <w:link w:val="Tekstpodstawowy"/>
+  <w:style w:type="character" w:customStyle="1" w:styleId="BodyTextChar">
+    <w:name w:val="Body Text Char"/>
+    <w:link w:val="BodyText"/>
     <w:rsid w:val="00ED2C7B"/>
     <w:rPr>
       <w:rFonts w:ascii="Verdana" w:hAnsi="Verdana"/>
     </w:rPr>
   </w:style>
-  <w:style w:type="paragraph" w:styleId="Tekstpodstawowywcity">
+  <w:style w:type="paragraph" w:styleId="BodyTextIndent">
     <w:name w:val="Body Text Indent"/>
-    <w:basedOn w:val="Normalny"/>
-    <w:link w:val="TekstpodstawowywcityZnak"/>
+    <w:basedOn w:val="Normal"/>
+    <w:link w:val="BodyTextIndentChar"/>
     <w:rsid w:val="00ED2C7B"/>
     <w:pPr>
       <w:spacing w:after="120"/>
@@ -6910,50 +6929,50 @@
       <w:lang w:val="x-none" w:eastAsia="x-none"/>
     </w:rPr>
   </w:style>
-  <w:style w:type="character" w:customStyle="1" w:styleId="TekstpodstawowywcityZnak">
-    <w:name w:val="Tekst podstawowy wcięty Znak"/>
-    <w:link w:val="Tekstpodstawowywcity"/>
+  <w:style w:type="character" w:customStyle="1" w:styleId="BodyTextIndentChar">
+    <w:name w:val="Body Text Indent Char"/>
+    <w:link w:val="BodyTextIndent"/>
     <w:rsid w:val="00ED2C7B"/>
     <w:rPr>
       <w:rFonts w:ascii="Verdana" w:hAnsi="Verdana"/>
     </w:rPr>
   </w:style>
-  <w:style w:type="paragraph" w:styleId="Tekstpodstawowyzwciciem2">
+  <w:style w:type="paragraph" w:styleId="BodyTextFirstIndent2">
     <w:name w:val="Body Text First Indent 2"/>
-    <w:basedOn w:val="Tekstpodstawowywcity"/>
-    <w:link w:val="Tekstpodstawowyzwciciem2Znak"/>
+    <w:basedOn w:val="BodyTextIndent"/>
+    <w:link w:val="BodyTextFirstIndent2Char"/>
     <w:rsid w:val="00ED2C7B"/>
     <w:pPr>
       <w:ind w:firstLine="210"/>
     </w:pPr>
   </w:style>
-  <w:style w:type="character" w:customStyle="1" w:styleId="Tekstpodstawowyzwciciem2Znak">
-    <w:name w:val="Tekst podstawowy z wcięciem 2 Znak"/>
-    <w:basedOn w:val="TekstpodstawowywcityZnak"/>
-    <w:link w:val="Tekstpodstawowyzwciciem2"/>
+  <w:style w:type="character" w:customStyle="1" w:styleId="BodyTextFirstIndent2Char">
+    <w:name w:val="Body Text First Indent 2 Char"/>
+    <w:basedOn w:val="BodyTextIndentChar"/>
+    <w:link w:val="BodyTextFirstIndent2"/>
     <w:rsid w:val="00ED2C7B"/>
     <w:rPr>
       <w:rFonts w:ascii="Verdana" w:hAnsi="Verdana"/>
     </w:rPr>
   </w:style>
-  <w:style w:type="paragraph" w:styleId="Tekstprzypisudolnego">
+  <w:style w:type="paragraph" w:styleId="FootnoteText">
     <w:name w:val="footnote text"/>
-    <w:basedOn w:val="Normalny"/>
-    <w:link w:val="TekstprzypisudolnegoZnak"/>
+    <w:basedOn w:val="Normal"/>
+    <w:link w:val="FootnoteTextChar"/>
     <w:rsid w:val="00ED2C7B"/>
     <w:rPr>
       <w:lang w:val="x-none" w:eastAsia="x-none"/>
     </w:rPr>
   </w:style>
-  <w:style w:type="character" w:customStyle="1" w:styleId="TekstprzypisudolnegoZnak">
-    <w:name w:val="Tekst przypisu dolnego Znak"/>
-    <w:link w:val="Tekstprzypisudolnego"/>
+  <w:style w:type="character" w:customStyle="1" w:styleId="FootnoteTextChar">
+    <w:name w:val="Footnote Text Char"/>
+    <w:link w:val="FootnoteText"/>
     <w:rsid w:val="00ED2C7B"/>
     <w:rPr>
       <w:rFonts w:ascii="Verdana" w:hAnsi="Verdana"/>
     </w:rPr>
   </w:style>
-  <w:style w:type="character" w:styleId="Odwoanieprzypisudolnego">
+  <w:style w:type="character" w:styleId="FootnoteReference">
     <w:name w:val="footnote reference"/>
     <w:rsid w:val="00ED2C7B"/>
     <w:rPr>
@@ -7043,7 +7062,7 @@
       <w:lang w:val="ru-RU" w:eastAsia="ru-RU" w:bidi="ru-RU"/>
     </w:rPr>
   </w:style>
-  <w:style w:type="character" w:styleId="Odwoaniedokomentarza">
+  <w:style w:type="character" w:styleId="CommentReference">
     <w:name w:val="annotation reference"/>
     <w:rsid w:val="00D3444C"/>
     <w:rPr>
@@ -7051,10 +7070,10 @@
       <w:szCs w:val="16"/>
     </w:rPr>
   </w:style>
-  <w:style w:type="paragraph" w:styleId="Tekstkomentarza">
+  <w:style w:type="paragraph" w:styleId="CommentText">
     <w:name w:val="annotation text"/>
-    <w:basedOn w:val="Normalny"/>
-    <w:link w:val="TekstkomentarzaZnak"/>
+    <w:basedOn w:val="Normal"/>
+    <w:link w:val="CommentTextChar"/>
     <w:rsid w:val="00D3444C"/>
     <w:pPr>
       <w:spacing w:after="200" w:line="276" w:lineRule="auto"/>
@@ -7064,16 +7083,16 @@
       <w:lang w:eastAsia="en-US"/>
     </w:rPr>
   </w:style>
-  <w:style w:type="character" w:customStyle="1" w:styleId="TekstkomentarzaZnak">
-    <w:name w:val="Tekst komentarza Znak"/>
-    <w:link w:val="Tekstkomentarza"/>
+  <w:style w:type="character" w:customStyle="1" w:styleId="CommentTextChar">
+    <w:name w:val="Comment Text Char"/>
+    <w:link w:val="CommentText"/>
     <w:rsid w:val="00D3444C"/>
     <w:rPr>
       <w:rFonts w:ascii="Century Gothic" w:hAnsi="Century Gothic"/>
       <w:lang w:eastAsia="en-US"/>
     </w:rPr>
   </w:style>
-  <w:style w:type="character" w:styleId="Nierozpoznanawzmianka">
+  <w:style w:type="character" w:styleId="UnresolvedMention">
     <w:name w:val="Unresolved Mention"/>
     <w:uiPriority w:val="99"/>
     <w:semiHidden/>
@@ -7086,7 +7105,7 @@
   </w:style>
   <w:style w:type="character" w:customStyle="1" w:styleId="rynqvb">
     <w:name w:val="rynqvb"/>
-    <w:basedOn w:val="Domylnaczcionkaakapitu"/>
+    <w:basedOn w:val="DefaultParagraphFont"/>
     <w:rsid w:val="00A1785F"/>
   </w:style>
 </w:styles>
